--- a/trimodal_data_document.docx
+++ b/trimodal_data_document.docx
@@ -21,7 +21,27 @@
           <w:sz w:val="24"/>
           <w:szCs w:val="28"/>
         </w:rPr>
-        <w:t>Document for Three Modalities Data of Neurons</w:t>
+        <w:t xml:space="preserve">Document for </w:t>
+      </w:r>
+      <w:r>
+        <w:rPr>
+          <w:rFonts w:ascii="Arial" w:hAnsi="Arial" w:cs="Arial" w:hint="eastAsia"/>
+          <w:b/>
+          <w:bCs/>
+          <w:sz w:val="24"/>
+          <w:szCs w:val="28"/>
+        </w:rPr>
+        <w:t>Bimodal and Trimodal</w:t>
+      </w:r>
+      <w:r>
+        <w:rPr>
+          <w:rFonts w:ascii="Arial" w:hAnsi="Arial" w:cs="Arial"/>
+          <w:b/>
+          <w:bCs/>
+          <w:sz w:val="24"/>
+          <w:szCs w:val="28"/>
+        </w:rPr>
+        <w:t xml:space="preserve"> Data of Neurons</w:t>
       </w:r>
     </w:p>
     <w:p>
@@ -51,9 +71,212 @@
         <w:rPr>
           <w:rFonts w:ascii="Arial" w:hAnsi="Arial" w:cs="Arial"/>
         </w:rPr>
-        <w:t xml:space="preserve">This document describes the structure and contents of MATLAB .mat files used for storing data of each neuron in mice. Each .mat file contains four primary structures: </w:t>
-      </w:r>
-      <w:proofErr w:type="spellStart"/>
+        <w:t xml:space="preserve">This document describes the structure and contents of MATLAB .mat files used for storing </w:t>
+      </w:r>
+      <w:r>
+        <w:rPr>
+          <w:rFonts w:ascii="Arial" w:hAnsi="Arial" w:cs="Arial"/>
+          <w:b/>
+          <w:bCs/>
+        </w:rPr>
+        <w:t>bimodal</w:t>
+      </w:r>
+      <w:r>
+        <w:rPr>
+          <w:rFonts w:ascii="Arial" w:hAnsi="Arial" w:cs="Arial"/>
+        </w:rPr>
+        <w:t xml:space="preserve"> and </w:t>
+      </w:r>
+      <w:r>
+        <w:rPr>
+          <w:rFonts w:ascii="Arial" w:hAnsi="Arial" w:cs="Arial"/>
+          <w:b/>
+          <w:bCs/>
+        </w:rPr>
+        <w:t>trimodal</w:t>
+      </w:r>
+      <w:r>
+        <w:rPr>
+          <w:rFonts w:ascii="Arial" w:hAnsi="Arial" w:cs="Arial"/>
+        </w:rPr>
+        <w:t xml:space="preserve"> data of individual neurons recorded in mice</w:t>
+      </w:r>
+      <w:r>
+        <w:rPr>
+          <w:rFonts w:ascii="Arial" w:hAnsi="Arial" w:cs="Arial"/>
+        </w:rPr>
+        <w:t xml:space="preserve">. </w:t>
+      </w:r>
+    </w:p>
+    <w:p>
+      <w:pPr>
+        <w:rPr>
+          <w:rFonts w:ascii="Arial" w:hAnsi="Arial" w:cs="Arial"/>
+        </w:rPr>
+      </w:pPr>
+    </w:p>
+    <w:p>
+      <w:pPr>
+        <w:rPr>
+          <w:rFonts w:ascii="Arial" w:hAnsi="Arial" w:cs="Arial"/>
+        </w:rPr>
+      </w:pPr>
+      <w:r>
+        <w:rPr>
+          <w:rFonts w:ascii="Arial" w:hAnsi="Arial" w:cs="Arial"/>
+        </w:rPr>
+        <w:t xml:space="preserve">Each .mat file contains four primary structures: </w:t>
+      </w:r>
+      <w:r>
+        <w:rPr>
+          <w:rFonts w:ascii="Arial" w:hAnsi="Arial" w:cs="Arial"/>
+          <w:b/>
+          <w:bCs/>
+        </w:rPr>
+        <w:t>BasicParam, Function, Structure, and Molecular</w:t>
+      </w:r>
+      <w:r>
+        <w:rPr>
+          <w:rFonts w:ascii="Arial" w:hAnsi="Arial" w:cs="Arial"/>
+        </w:rPr>
+        <w:t>.</w:t>
+      </w:r>
+      <w:r>
+        <w:rPr>
+          <w:rFonts w:ascii="Arial" w:hAnsi="Arial" w:cs="Arial"/>
+        </w:rPr>
+        <w:t xml:space="preserve"> </w:t>
+      </w:r>
+      <w:r>
+        <w:rPr>
+          <w:rFonts w:ascii="Arial" w:hAnsi="Arial" w:cs="Arial"/>
+        </w:rPr>
+        <w:t xml:space="preserve">For neurons with only </w:t>
+      </w:r>
+      <w:r>
+        <w:rPr>
+          <w:rFonts w:ascii="Arial" w:hAnsi="Arial" w:cs="Arial"/>
+          <w:b/>
+          <w:bCs/>
+        </w:rPr>
+        <w:t>bimodal</w:t>
+      </w:r>
+      <w:r>
+        <w:rPr>
+          <w:rFonts w:ascii="Arial" w:hAnsi="Arial" w:cs="Arial"/>
+        </w:rPr>
+        <w:t xml:space="preserve"> data (lacking molecular measurements), the </w:t>
+      </w:r>
+      <w:r>
+        <w:rPr>
+          <w:rFonts w:ascii="Arial" w:hAnsi="Arial" w:cs="Arial"/>
+          <w:b/>
+          <w:bCs/>
+        </w:rPr>
+        <w:t>Molecular</w:t>
+      </w:r>
+      <w:r>
+        <w:rPr>
+          <w:rFonts w:ascii="Arial" w:hAnsi="Arial" w:cs="Arial"/>
+        </w:rPr>
+        <w:t xml:space="preserve"> field is </w:t>
+      </w:r>
+      <w:r>
+        <w:rPr>
+          <w:rFonts w:ascii="Arial" w:hAnsi="Arial" w:cs="Arial"/>
+          <w:b/>
+          <w:bCs/>
+        </w:rPr>
+        <w:t>empty</w:t>
+      </w:r>
+      <w:r>
+        <w:rPr>
+          <w:rFonts w:ascii="Arial" w:hAnsi="Arial" w:cs="Arial"/>
+        </w:rPr>
+        <w:t>.</w:t>
+      </w:r>
+    </w:p>
+    <w:p>
+      <w:pPr>
+        <w:rPr>
+          <w:rFonts w:ascii="Arial" w:hAnsi="Arial" w:cs="Arial"/>
+        </w:rPr>
+      </w:pPr>
+    </w:p>
+    <w:p>
+      <w:pPr>
+        <w:rPr>
+          <w:rFonts w:ascii="Arial" w:hAnsi="Arial" w:cs="Arial"/>
+        </w:rPr>
+      </w:pPr>
+      <w:r>
+        <w:rPr>
+          <w:rFonts w:ascii="Arial" w:hAnsi="Arial" w:cs="Arial"/>
+        </w:rPr>
+        <w:t>All files are named as</w:t>
+      </w:r>
+      <w:r>
+        <w:rPr>
+          <w:rFonts w:ascii="Arial" w:hAnsi="Arial" w:cs="Arial"/>
+        </w:rPr>
+        <w:t xml:space="preserve"> ‘MouseID_NeuronID.mat’ (e.g., </w:t>
+      </w:r>
+      <w:r>
+        <w:rPr>
+          <w:rFonts w:ascii="Arial" w:hAnsi="Arial" w:cs="Arial" w:hint="eastAsia"/>
+        </w:rPr>
+        <w:t>1</w:t>
+      </w:r>
+      <w:r>
+        <w:rPr>
+          <w:rFonts w:ascii="Arial" w:hAnsi="Arial" w:cs="Arial"/>
+        </w:rPr>
+        <w:t>_1.mat).</w:t>
+      </w:r>
+    </w:p>
+    <w:p>
+      <w:pPr>
+        <w:rPr>
+          <w:rFonts w:ascii="Arial" w:hAnsi="Arial" w:cs="Arial"/>
+        </w:rPr>
+      </w:pPr>
+    </w:p>
+    <w:p>
+      <w:pPr>
+        <w:rPr>
+          <w:rFonts w:ascii="Arial" w:hAnsi="Arial" w:cs="Arial"/>
+        </w:rPr>
+      </w:pPr>
+    </w:p>
+    <w:p>
+      <w:pPr>
+        <w:rPr>
+          <w:rFonts w:ascii="Arial" w:hAnsi="Arial" w:cs="Arial"/>
+          <w:b/>
+          <w:bCs/>
+        </w:rPr>
+      </w:pPr>
+      <w:r>
+        <w:rPr>
+          <w:rFonts w:ascii="Arial" w:hAnsi="Arial" w:cs="Arial"/>
+          <w:b/>
+          <w:bCs/>
+        </w:rPr>
+        <w:t>1. Basic Parameters (BasicParam)</w:t>
+      </w:r>
+    </w:p>
+    <w:p>
+      <w:pPr>
+        <w:rPr>
+          <w:rFonts w:ascii="Arial" w:hAnsi="Arial" w:cs="Arial"/>
+        </w:rPr>
+      </w:pPr>
+      <w:r>
+        <w:rPr>
+          <w:rFonts w:ascii="Arial" w:hAnsi="Arial" w:cs="Arial"/>
+        </w:rPr>
+        <w:t xml:space="preserve">The </w:t>
+      </w:r>
       <w:r>
         <w:rPr>
           <w:rFonts w:ascii="Arial" w:hAnsi="Arial" w:cs="Arial"/>
@@ -62,130 +285,6 @@
         </w:rPr>
         <w:t>BasicParam</w:t>
       </w:r>
-      <w:proofErr w:type="spellEnd"/>
-      <w:r>
-        <w:rPr>
-          <w:rFonts w:ascii="Arial" w:hAnsi="Arial" w:cs="Arial"/>
-          <w:b/>
-          <w:bCs/>
-        </w:rPr>
-        <w:t>, Function, Structure, and Molecular</w:t>
-      </w:r>
-      <w:r>
-        <w:rPr>
-          <w:rFonts w:ascii="Arial" w:hAnsi="Arial" w:cs="Arial"/>
-        </w:rPr>
-        <w:t>.</w:t>
-      </w:r>
-      <w:r>
-        <w:rPr>
-          <w:rFonts w:ascii="Arial" w:hAnsi="Arial" w:cs="Arial"/>
-        </w:rPr>
-        <w:t xml:space="preserve"> Each .mat file is named as ‘</w:t>
-      </w:r>
-      <w:proofErr w:type="spellStart"/>
-      <w:r>
-        <w:rPr>
-          <w:rFonts w:ascii="Arial" w:hAnsi="Arial" w:cs="Arial"/>
-        </w:rPr>
-        <w:t>MouseID_NeuronID.mat</w:t>
-      </w:r>
-      <w:proofErr w:type="spellEnd"/>
-      <w:r>
-        <w:rPr>
-          <w:rFonts w:ascii="Arial" w:hAnsi="Arial" w:cs="Arial"/>
-        </w:rPr>
-        <w:t>’</w:t>
-      </w:r>
-      <w:r>
-        <w:rPr>
-          <w:rFonts w:ascii="Arial" w:hAnsi="Arial" w:cs="Arial"/>
-        </w:rPr>
-        <w:t xml:space="preserve"> (e.g., 186_1</w:t>
-      </w:r>
-      <w:r>
-        <w:rPr>
-          <w:rFonts w:ascii="Arial" w:hAnsi="Arial" w:cs="Arial"/>
-        </w:rPr>
-        <w:t>.mat</w:t>
-      </w:r>
-      <w:r>
-        <w:rPr>
-          <w:rFonts w:ascii="Arial" w:hAnsi="Arial" w:cs="Arial"/>
-        </w:rPr>
-        <w:t>)</w:t>
-      </w:r>
-      <w:r>
-        <w:rPr>
-          <w:rFonts w:ascii="Arial" w:hAnsi="Arial" w:cs="Arial"/>
-        </w:rPr>
-        <w:t>.</w:t>
-      </w:r>
-    </w:p>
-    <w:p>
-      <w:pPr>
-        <w:rPr>
-          <w:rFonts w:ascii="Arial" w:hAnsi="Arial" w:cs="Arial"/>
-        </w:rPr>
-      </w:pPr>
-    </w:p>
-    <w:p>
-      <w:pPr>
-        <w:rPr>
-          <w:rFonts w:ascii="Arial" w:hAnsi="Arial" w:cs="Arial"/>
-          <w:b/>
-          <w:bCs/>
-        </w:rPr>
-      </w:pPr>
-      <w:r>
-        <w:rPr>
-          <w:rFonts w:ascii="Arial" w:hAnsi="Arial" w:cs="Arial"/>
-          <w:b/>
-          <w:bCs/>
-        </w:rPr>
-        <w:t>1. Basic Parameters (</w:t>
-      </w:r>
-      <w:proofErr w:type="spellStart"/>
-      <w:r>
-        <w:rPr>
-          <w:rFonts w:ascii="Arial" w:hAnsi="Arial" w:cs="Arial"/>
-          <w:b/>
-          <w:bCs/>
-        </w:rPr>
-        <w:t>BasicParam</w:t>
-      </w:r>
-      <w:proofErr w:type="spellEnd"/>
-      <w:r>
-        <w:rPr>
-          <w:rFonts w:ascii="Arial" w:hAnsi="Arial" w:cs="Arial"/>
-          <w:b/>
-          <w:bCs/>
-        </w:rPr>
-        <w:t>)</w:t>
-      </w:r>
-    </w:p>
-    <w:p>
-      <w:pPr>
-        <w:rPr>
-          <w:rFonts w:ascii="Arial" w:hAnsi="Arial" w:cs="Arial"/>
-        </w:rPr>
-      </w:pPr>
-      <w:r>
-        <w:rPr>
-          <w:rFonts w:ascii="Arial" w:hAnsi="Arial" w:cs="Arial"/>
-        </w:rPr>
-        <w:t xml:space="preserve">The </w:t>
-      </w:r>
-      <w:proofErr w:type="spellStart"/>
-      <w:r>
-        <w:rPr>
-          <w:rFonts w:ascii="Arial" w:hAnsi="Arial" w:cs="Arial"/>
-          <w:b/>
-          <w:bCs/>
-        </w:rPr>
-        <w:t>BasicParam</w:t>
-      </w:r>
-      <w:proofErr w:type="spellEnd"/>
       <w:r>
         <w:rPr>
           <w:rFonts w:ascii="Arial" w:hAnsi="Arial" w:cs="Arial"/>
@@ -220,29 +319,19 @@
           <w:rFonts w:ascii="Arial" w:hAnsi="Arial" w:cs="Arial"/>
         </w:rPr>
       </w:pPr>
-      <w:proofErr w:type="spellStart"/>
-      <w:r>
-        <w:rPr>
-          <w:rFonts w:ascii="Arial" w:hAnsi="Arial" w:cs="Arial"/>
-          <w:b/>
-          <w:bCs/>
-        </w:rPr>
-        <w:t>MouseID</w:t>
-      </w:r>
-      <w:proofErr w:type="spellEnd"/>
-      <w:r>
-        <w:rPr>
-          <w:rFonts w:ascii="Arial" w:hAnsi="Arial" w:cs="Arial"/>
-          <w:b/>
-          <w:bCs/>
-        </w:rPr>
-        <w:t xml:space="preserve"> (integer):</w:t>
-      </w:r>
-      <w:r>
-        <w:rPr>
-          <w:rFonts w:ascii="Arial" w:hAnsi="Arial" w:cs="Arial"/>
-        </w:rPr>
-        <w:t xml:space="preserve"> Unique identifier for the mouse (e.g., 195).</w:t>
+      <w:r>
+        <w:rPr>
+          <w:rFonts w:ascii="Arial" w:hAnsi="Arial" w:cs="Arial"/>
+          <w:b/>
+          <w:bCs/>
+        </w:rPr>
+        <w:t>MouseID (integer):</w:t>
+      </w:r>
+      <w:r>
+        <w:rPr>
+          <w:rFonts w:ascii="Arial" w:hAnsi="Arial" w:cs="Arial"/>
+        </w:rPr>
+        <w:t xml:space="preserve"> Unique identifier for the mouse (e.g., 1).</w:t>
       </w:r>
     </w:p>
     <w:p>
@@ -255,23 +344,13 @@
           <w:rFonts w:ascii="Arial" w:hAnsi="Arial" w:cs="Arial"/>
         </w:rPr>
       </w:pPr>
-      <w:proofErr w:type="spellStart"/>
-      <w:r>
-        <w:rPr>
-          <w:rFonts w:ascii="Arial" w:hAnsi="Arial" w:cs="Arial"/>
-          <w:b/>
-          <w:bCs/>
-        </w:rPr>
-        <w:t>NeuronID</w:t>
-      </w:r>
-      <w:proofErr w:type="spellEnd"/>
-      <w:r>
-        <w:rPr>
-          <w:rFonts w:ascii="Arial" w:hAnsi="Arial" w:cs="Arial"/>
-          <w:b/>
-          <w:bCs/>
-        </w:rPr>
-        <w:t xml:space="preserve"> (integer):</w:t>
+      <w:r>
+        <w:rPr>
+          <w:rFonts w:ascii="Arial" w:hAnsi="Arial" w:cs="Arial"/>
+          <w:b/>
+          <w:bCs/>
+        </w:rPr>
+        <w:t>NeuronID (integer):</w:t>
       </w:r>
       <w:r>
         <w:rPr>
@@ -290,23 +369,13 @@
           <w:rFonts w:ascii="Arial" w:hAnsi="Arial" w:cs="Arial"/>
         </w:rPr>
       </w:pPr>
-      <w:proofErr w:type="spellStart"/>
-      <w:r>
-        <w:rPr>
-          <w:rFonts w:ascii="Arial" w:hAnsi="Arial" w:cs="Arial"/>
-          <w:b/>
-          <w:bCs/>
-        </w:rPr>
-        <w:t>GCaMPType</w:t>
-      </w:r>
-      <w:proofErr w:type="spellEnd"/>
-      <w:r>
-        <w:rPr>
-          <w:rFonts w:ascii="Arial" w:hAnsi="Arial" w:cs="Arial"/>
-          <w:b/>
-          <w:bCs/>
-        </w:rPr>
-        <w:t xml:space="preserve"> (string):</w:t>
+      <w:r>
+        <w:rPr>
+          <w:rFonts w:ascii="Arial" w:hAnsi="Arial" w:cs="Arial"/>
+          <w:b/>
+          <w:bCs/>
+        </w:rPr>
+        <w:t>GCaMPType (string):</w:t>
       </w:r>
       <w:r>
         <w:rPr>
@@ -412,23 +481,13 @@
           <w:rFonts w:ascii="Arial" w:hAnsi="Arial" w:cs="Arial"/>
         </w:rPr>
       </w:pPr>
-      <w:proofErr w:type="spellStart"/>
-      <w:r>
-        <w:rPr>
-          <w:rFonts w:ascii="Arial" w:hAnsi="Arial" w:cs="Arial"/>
-          <w:b/>
-          <w:bCs/>
-        </w:rPr>
-        <w:t>RawTrace</w:t>
-      </w:r>
-      <w:proofErr w:type="spellEnd"/>
-      <w:r>
-        <w:rPr>
-          <w:rFonts w:ascii="Arial" w:hAnsi="Arial" w:cs="Arial"/>
-          <w:b/>
-          <w:bCs/>
-        </w:rPr>
-        <w:t xml:space="preserve"> (1×5600 double):</w:t>
+      <w:r>
+        <w:rPr>
+          <w:rFonts w:ascii="Arial" w:hAnsi="Arial" w:cs="Arial"/>
+          <w:b/>
+          <w:bCs/>
+        </w:rPr>
+        <w:t>RawTrace (1×5600 double):</w:t>
       </w:r>
       <w:r>
         <w:rPr>
@@ -447,23 +506,13 @@
           <w:rFonts w:ascii="Arial" w:hAnsi="Arial" w:cs="Arial"/>
         </w:rPr>
       </w:pPr>
-      <w:proofErr w:type="spellStart"/>
-      <w:r>
-        <w:rPr>
-          <w:rFonts w:ascii="Arial" w:hAnsi="Arial" w:cs="Arial"/>
-          <w:b/>
-          <w:bCs/>
-        </w:rPr>
-        <w:t>DeconTrace</w:t>
-      </w:r>
-      <w:proofErr w:type="spellEnd"/>
-      <w:r>
-        <w:rPr>
-          <w:rFonts w:ascii="Arial" w:hAnsi="Arial" w:cs="Arial"/>
-          <w:b/>
-          <w:bCs/>
-        </w:rPr>
-        <w:t xml:space="preserve"> (1×5600 double):</w:t>
+      <w:r>
+        <w:rPr>
+          <w:rFonts w:ascii="Arial" w:hAnsi="Arial" w:cs="Arial"/>
+          <w:b/>
+          <w:bCs/>
+        </w:rPr>
+        <w:t>DeconTrace (1×5600 double):</w:t>
       </w:r>
       <w:r>
         <w:rPr>
@@ -484,17 +533,57 @@
       </w:pPr>
       <w:r>
         <w:rPr>
-          <w:rFonts w:ascii="Arial" w:hAnsi="Arial" w:cs="Arial"/>
-          <w:b/>
-          <w:bCs/>
-        </w:rPr>
-        <w:t>F0 (1×1 double):</w:t>
-      </w:r>
-      <w:r>
-        <w:rPr>
-          <w:rFonts w:ascii="Arial" w:hAnsi="Arial" w:cs="Arial"/>
-        </w:rPr>
-        <w:t xml:space="preserve"> Baseline fluorescence value obtained from deconvolution.</w:t>
+          <w:rFonts w:ascii="Arial" w:hAnsi="Arial" w:cs="Arial" w:hint="eastAsia"/>
+          <w:b/>
+          <w:bCs/>
+        </w:rPr>
+        <w:t xml:space="preserve">FaceMotionPC1 </w:t>
+      </w:r>
+      <w:r>
+        <w:rPr>
+          <w:rFonts w:ascii="Arial" w:hAnsi="Arial" w:cs="Arial"/>
+          <w:b/>
+          <w:bCs/>
+        </w:rPr>
+        <w:t>(1×5600 double):</w:t>
+      </w:r>
+      <w:r>
+        <w:rPr>
+          <w:rFonts w:ascii="Arial" w:hAnsi="Arial" w:cs="Arial" w:hint="eastAsia"/>
+          <w:b/>
+          <w:bCs/>
+        </w:rPr>
+        <w:t xml:space="preserve"> </w:t>
+      </w:r>
+      <w:r>
+        <w:rPr>
+          <w:rFonts w:ascii="Arial" w:hAnsi="Arial" w:cs="Arial" w:hint="eastAsia"/>
+        </w:rPr>
+        <w:t>T</w:t>
+      </w:r>
+      <w:r>
+        <w:rPr>
+          <w:rFonts w:ascii="Arial" w:hAnsi="Arial" w:cs="Arial" w:hint="eastAsia"/>
+        </w:rPr>
+        <w:t>he first principal component</w:t>
+      </w:r>
+      <w:r>
+        <w:rPr>
+          <w:rFonts w:ascii="Arial" w:hAnsi="Arial" w:cs="Arial" w:hint="eastAsia"/>
+        </w:rPr>
+        <w:t xml:space="preserve"> of </w:t>
+      </w:r>
+      <w:r>
+        <w:rPr>
+          <w:rFonts w:ascii="Arial" w:hAnsi="Arial" w:cs="Arial"/>
+        </w:rPr>
+        <w:t>motion energy</w:t>
+      </w:r>
+      <w:r>
+        <w:rPr>
+          <w:rFonts w:ascii="Arial" w:hAnsi="Arial" w:cs="Arial" w:hint="eastAsia"/>
+        </w:rPr>
+        <w:t>.</w:t>
       </w:r>
     </w:p>
     <w:p>
@@ -507,65 +596,19 @@
           <w:rFonts w:ascii="Arial" w:hAnsi="Arial" w:cs="Arial"/>
         </w:rPr>
       </w:pPr>
-      <w:proofErr w:type="spellStart"/>
-      <w:r>
-        <w:rPr>
-          <w:rFonts w:ascii="Arial" w:hAnsi="Arial" w:cs="Arial"/>
-          <w:b/>
-          <w:bCs/>
-        </w:rPr>
-        <w:t>StimStart</w:t>
-      </w:r>
-      <w:proofErr w:type="spellEnd"/>
-      <w:r>
-        <w:rPr>
-          <w:rFonts w:ascii="Arial" w:hAnsi="Arial" w:cs="Arial"/>
-          <w:b/>
-          <w:bCs/>
-        </w:rPr>
-        <w:t xml:space="preserve"> (5×10 double):</w:t>
-      </w:r>
-      <w:r>
-        <w:rPr>
-          <w:rFonts w:ascii="Arial" w:hAnsi="Arial" w:cs="Arial"/>
-        </w:rPr>
-        <w:t xml:space="preserve"> Time indices of stimulus onset for five different visual stimuli. Each stimulus repeats 10 times. The sequence of five stimulus types</w:t>
-      </w:r>
-      <w:r>
-        <w:rPr>
-          <w:rFonts w:ascii="Arial" w:hAnsi="Arial" w:cs="Arial"/>
-        </w:rPr>
-        <w:t xml:space="preserve"> in this variable</w:t>
-      </w:r>
-      <w:r>
-        <w:rPr>
-          <w:rFonts w:ascii="Arial" w:hAnsi="Arial" w:cs="Arial"/>
-        </w:rPr>
-        <w:t xml:space="preserve"> is </w:t>
-      </w:r>
-      <w:r>
-        <w:rPr>
-          <w:rFonts w:ascii="Arial" w:hAnsi="Arial" w:cs="Arial"/>
-          <w:b/>
-          <w:bCs/>
-        </w:rPr>
-        <w:t>Check</w:t>
-      </w:r>
-      <w:r>
-        <w:rPr>
-          <w:rFonts w:ascii="Arial" w:hAnsi="Arial" w:cs="Arial"/>
-          <w:b/>
-          <w:bCs/>
-        </w:rPr>
-        <w:t>er</w:t>
-      </w:r>
-      <w:r>
-        <w:rPr>
-          <w:rFonts w:ascii="Arial" w:hAnsi="Arial" w:cs="Arial"/>
-          <w:b/>
-          <w:bCs/>
-        </w:rPr>
-        <w:t>board, Grating (Up), Grating (Down), Grating (Left), Grating (Right).</w:t>
+      <w:r>
+        <w:rPr>
+          <w:rFonts w:ascii="Arial" w:hAnsi="Arial" w:cs="Arial"/>
+          <w:b/>
+          <w:bCs/>
+        </w:rPr>
+        <w:t>F0 (1×1 double):</w:t>
+      </w:r>
+      <w:r>
+        <w:rPr>
+          <w:rFonts w:ascii="Arial" w:hAnsi="Arial" w:cs="Arial"/>
+        </w:rPr>
+        <w:t xml:space="preserve"> Baseline fluorescence value obtained from deconvolution.</w:t>
       </w:r>
     </w:p>
     <w:p>
@@ -578,23 +621,92 @@
           <w:rFonts w:ascii="Arial" w:hAnsi="Arial" w:cs="Arial"/>
         </w:rPr>
       </w:pPr>
-      <w:proofErr w:type="spellStart"/>
-      <w:r>
-        <w:rPr>
-          <w:rFonts w:ascii="Arial" w:hAnsi="Arial" w:cs="Arial"/>
-          <w:b/>
-          <w:bCs/>
-        </w:rPr>
-        <w:t>FuncLabel</w:t>
-      </w:r>
-      <w:proofErr w:type="spellEnd"/>
-      <w:r>
-        <w:rPr>
-          <w:rFonts w:ascii="Arial" w:hAnsi="Arial" w:cs="Arial"/>
-          <w:b/>
-          <w:bCs/>
-        </w:rPr>
-        <w:t xml:space="preserve"> (integer):</w:t>
+      <w:r>
+        <w:rPr>
+          <w:rFonts w:ascii="Arial" w:hAnsi="Arial" w:cs="Arial"/>
+          <w:b/>
+          <w:bCs/>
+        </w:rPr>
+        <w:t>StimStart (5×10 double):</w:t>
+      </w:r>
+      <w:r>
+        <w:rPr>
+          <w:rFonts w:ascii="Arial" w:hAnsi="Arial" w:cs="Arial"/>
+        </w:rPr>
+        <w:t xml:space="preserve"> Time indices of stimulus onset for five different visual stimuli. Each stimulus repeats 10 times. The sequence of five stimulus types</w:t>
+      </w:r>
+      <w:r>
+        <w:rPr>
+          <w:rFonts w:ascii="Arial" w:hAnsi="Arial" w:cs="Arial"/>
+        </w:rPr>
+        <w:t xml:space="preserve"> in this variable</w:t>
+      </w:r>
+      <w:r>
+        <w:rPr>
+          <w:rFonts w:ascii="Arial" w:hAnsi="Arial" w:cs="Arial"/>
+        </w:rPr>
+        <w:t xml:space="preserve"> is </w:t>
+      </w:r>
+      <w:r>
+        <w:rPr>
+          <w:rFonts w:ascii="Arial" w:hAnsi="Arial" w:cs="Arial"/>
+          <w:b/>
+          <w:bCs/>
+        </w:rPr>
+        <w:t>Check</w:t>
+      </w:r>
+      <w:r>
+        <w:rPr>
+          <w:rFonts w:ascii="Arial" w:hAnsi="Arial" w:cs="Arial"/>
+          <w:b/>
+          <w:bCs/>
+        </w:rPr>
+        <w:t>er</w:t>
+      </w:r>
+      <w:r>
+        <w:rPr>
+          <w:rFonts w:ascii="Arial" w:hAnsi="Arial" w:cs="Arial"/>
+          <w:b/>
+          <w:bCs/>
+        </w:rPr>
+        <w:t>board, Grating (Up), Grating (Down), Grating (Left), Grating (Right).</w:t>
+      </w:r>
+    </w:p>
+    <w:p>
+      <w:pPr>
+        <w:numPr>
+          <w:ilvl w:val="0"/>
+          <w:numId w:val="6"/>
+        </w:numPr>
+        <w:rPr>
+          <w:rFonts w:ascii="Arial" w:hAnsi="Arial" w:cs="Arial"/>
+        </w:rPr>
+      </w:pPr>
+      <w:r>
+        <w:rPr>
+          <w:rFonts w:ascii="Arial" w:hAnsi="Arial" w:cs="Arial"/>
+          <w:b/>
+          <w:bCs/>
+        </w:rPr>
+        <w:t>FuncLabel (integer):</w:t>
+      </w:r>
+      <w:r>
+        <w:rPr>
+          <w:rFonts w:ascii="Arial" w:hAnsi="Arial" w:cs="Arial"/>
+        </w:rPr>
+        <w:t xml:space="preserve"> The functional label</w:t>
+      </w:r>
+      <w:r>
+        <w:rPr>
+          <w:rFonts w:ascii="Arial" w:hAnsi="Arial" w:cs="Arial"/>
+        </w:rPr>
+        <w:t xml:space="preserve"> of this neuron based on GLM. 1 for checkerboard-dominant, 2 for grating-dominant, 0 for non-responsive</w:t>
+      </w:r>
+      <w:r>
+        <w:rPr>
+          <w:rFonts w:ascii="Arial" w:hAnsi="Arial" w:cs="Arial"/>
+        </w:rPr>
+        <w:t>.</w:t>
       </w:r>
       <w:r>
         <w:rPr>
@@ -602,54 +714,6 @@
         </w:rPr>
         <w:t xml:space="preserve"> </w:t>
       </w:r>
-      <w:r>
-        <w:rPr>
-          <w:rFonts w:ascii="Arial" w:hAnsi="Arial" w:cs="Arial"/>
-        </w:rPr>
-        <w:t>The functional label</w:t>
-      </w:r>
-      <w:r>
-        <w:rPr>
-          <w:rFonts w:ascii="Arial" w:hAnsi="Arial" w:cs="Arial"/>
-        </w:rPr>
-        <w:t xml:space="preserve"> of this neuron based on GLM. 1 for c</w:t>
-      </w:r>
-      <w:r>
-        <w:rPr>
-          <w:rFonts w:ascii="Arial" w:hAnsi="Arial" w:cs="Arial"/>
-        </w:rPr>
-        <w:t>heckerboard</w:t>
-      </w:r>
-      <w:r>
-        <w:rPr>
-          <w:rFonts w:ascii="Arial" w:hAnsi="Arial" w:cs="Arial"/>
-        </w:rPr>
-        <w:t>-dominant, 2 for g</w:t>
-      </w:r>
-      <w:r>
-        <w:rPr>
-          <w:rFonts w:ascii="Arial" w:hAnsi="Arial" w:cs="Arial"/>
-        </w:rPr>
-        <w:t>rating</w:t>
-      </w:r>
-      <w:r>
-        <w:rPr>
-          <w:rFonts w:ascii="Arial" w:hAnsi="Arial" w:cs="Arial"/>
-        </w:rPr>
-        <w:t>-dominant, 0 for non-responsive</w:t>
-      </w:r>
-      <w:r>
-        <w:rPr>
-          <w:rFonts w:ascii="Arial" w:hAnsi="Arial" w:cs="Arial"/>
-        </w:rPr>
-        <w:t>.</w:t>
-      </w:r>
-      <w:r>
-        <w:rPr>
-          <w:rFonts w:ascii="Arial" w:hAnsi="Arial" w:cs="Arial"/>
-        </w:rPr>
-        <w:t xml:space="preserve"> </w:t>
-      </w:r>
     </w:p>
     <w:p>
       <w:pPr>
@@ -685,7 +749,7 @@
     <w:p>
       <w:pPr>
         <w:rPr>
-          <w:rFonts w:ascii="Arial" w:hAnsi="Arial" w:cs="Arial" w:hint="eastAsia"/>
+          <w:rFonts w:ascii="Arial" w:hAnsi="Arial" w:cs="Arial"/>
         </w:rPr>
       </w:pPr>
       <w:r>
@@ -756,23 +820,13 @@
           <w:rFonts w:ascii="Arial" w:hAnsi="Arial" w:cs="Arial"/>
         </w:rPr>
       </w:pPr>
-      <w:proofErr w:type="spellStart"/>
-      <w:r>
-        <w:rPr>
-          <w:rFonts w:ascii="Arial" w:hAnsi="Arial" w:cs="Arial"/>
-          <w:b/>
-          <w:bCs/>
-        </w:rPr>
-        <w:t>CellType</w:t>
-      </w:r>
-      <w:proofErr w:type="spellEnd"/>
-      <w:r>
-        <w:rPr>
-          <w:rFonts w:ascii="Arial" w:hAnsi="Arial" w:cs="Arial"/>
-          <w:b/>
-          <w:bCs/>
-        </w:rPr>
-        <w:t xml:space="preserve"> (string):</w:t>
+      <w:r>
+        <w:rPr>
+          <w:rFonts w:ascii="Arial" w:hAnsi="Arial" w:cs="Arial"/>
+          <w:b/>
+          <w:bCs/>
+        </w:rPr>
+        <w:t>CellType (string):</w:t>
       </w:r>
       <w:r>
         <w:rPr>
@@ -791,23 +845,14 @@
           <w:rFonts w:ascii="Arial" w:hAnsi="Arial" w:cs="Arial"/>
         </w:rPr>
       </w:pPr>
-      <w:proofErr w:type="spellStart"/>
-      <w:r>
-        <w:rPr>
-          <w:rFonts w:ascii="Arial" w:hAnsi="Arial" w:cs="Arial"/>
-          <w:b/>
-          <w:bCs/>
-        </w:rPr>
-        <w:t>SomaInfo</w:t>
-      </w:r>
-      <w:proofErr w:type="spellEnd"/>
-      <w:r>
-        <w:rPr>
-          <w:rFonts w:ascii="Arial" w:hAnsi="Arial" w:cs="Arial"/>
-          <w:b/>
-          <w:bCs/>
-        </w:rPr>
-        <w:t xml:space="preserve"> (struct):</w:t>
+      <w:r>
+        <w:rPr>
+          <w:rFonts w:ascii="Arial" w:hAnsi="Arial" w:cs="Arial"/>
+          <w:b/>
+          <w:bCs/>
+        </w:rPr>
+        <w:lastRenderedPageBreak/>
+        <w:t>SomaInfo (struct):</w:t>
       </w:r>
       <w:r>
         <w:rPr>
@@ -930,23 +975,13 @@
           <w:rFonts w:ascii="Arial" w:hAnsi="Arial" w:cs="Arial"/>
         </w:rPr>
       </w:pPr>
-      <w:proofErr w:type="spellStart"/>
-      <w:r>
-        <w:rPr>
-          <w:rFonts w:ascii="Arial" w:hAnsi="Arial" w:cs="Arial"/>
-          <w:b/>
-          <w:bCs/>
-        </w:rPr>
-        <w:t>regionName</w:t>
-      </w:r>
-      <w:proofErr w:type="spellEnd"/>
-      <w:r>
-        <w:rPr>
-          <w:rFonts w:ascii="Arial" w:hAnsi="Arial" w:cs="Arial"/>
-          <w:b/>
-          <w:bCs/>
-        </w:rPr>
-        <w:t xml:space="preserve"> (string):</w:t>
+      <w:r>
+        <w:rPr>
+          <w:rFonts w:ascii="Arial" w:hAnsi="Arial" w:cs="Arial"/>
+          <w:b/>
+          <w:bCs/>
+        </w:rPr>
+        <w:t>regionName (string):</w:t>
       </w:r>
       <w:r>
         <w:rPr>
@@ -965,23 +1000,13 @@
           <w:rFonts w:ascii="Arial" w:hAnsi="Arial" w:cs="Arial"/>
         </w:rPr>
       </w:pPr>
-      <w:proofErr w:type="spellStart"/>
-      <w:r>
-        <w:rPr>
-          <w:rFonts w:ascii="Arial" w:hAnsi="Arial" w:cs="Arial"/>
-          <w:b/>
-          <w:bCs/>
-        </w:rPr>
-        <w:t>regionIdx</w:t>
-      </w:r>
-      <w:proofErr w:type="spellEnd"/>
-      <w:r>
-        <w:rPr>
-          <w:rFonts w:ascii="Arial" w:hAnsi="Arial" w:cs="Arial"/>
-          <w:b/>
-          <w:bCs/>
-        </w:rPr>
-        <w:t xml:space="preserve"> (integer):</w:t>
+      <w:r>
+        <w:rPr>
+          <w:rFonts w:ascii="Arial" w:hAnsi="Arial" w:cs="Arial"/>
+          <w:b/>
+          <w:bCs/>
+        </w:rPr>
+        <w:t>regionIdx (integer):</w:t>
       </w:r>
       <w:r>
         <w:rPr>
@@ -1018,14 +1043,41 @@
         <w:rPr>
           <w:rFonts w:ascii="Arial" w:hAnsi="Arial" w:cs="Arial"/>
         </w:rPr>
-        <w:t xml:space="preserve"> XYZ axes aligned to the coronal plane </w:t>
-      </w:r>
-      <w:r>
-        <w:rPr>
-          <w:rFonts w:ascii="Arial" w:hAnsi="Arial" w:cs="Arial"/>
-        </w:rPr>
-        <w:lastRenderedPageBreak/>
-        <w:t>of the mouse brain.</w:t>
+        <w:t xml:space="preserve"> XYZ axes aligned to the coronal plane of the mouse brain</w:t>
+      </w:r>
+      <w:r>
+        <w:rPr>
+          <w:rFonts w:ascii="Arial" w:hAnsi="Arial" w:cs="Arial" w:hint="eastAsia"/>
+        </w:rPr>
+        <w:t xml:space="preserve"> with </w:t>
+      </w:r>
+      <w:r>
+        <w:rPr>
+          <w:rFonts w:ascii="Arial" w:hAnsi="Arial" w:cs="Arial" w:hint="eastAsia"/>
+          <w:b/>
+          <w:bCs/>
+        </w:rPr>
+        <w:t xml:space="preserve">10 </w:t>
+      </w:r>
+      <w:r>
+        <w:rPr>
+          <w:rFonts w:ascii="Arial" w:hAnsi="Arial" w:cs="Arial"/>
+          <w:b/>
+          <w:bCs/>
+        </w:rPr>
+        <w:t>μm</w:t>
+      </w:r>
+      <w:r>
+        <w:rPr>
+          <w:rFonts w:ascii="Arial" w:hAnsi="Arial" w:cs="Arial" w:hint="eastAsia"/>
+        </w:rPr>
+        <w:t xml:space="preserve"> resolution</w:t>
+      </w:r>
+      <w:r>
+        <w:rPr>
+          <w:rFonts w:ascii="Arial" w:hAnsi="Arial" w:cs="Arial"/>
+        </w:rPr>
+        <w:t>.</w:t>
       </w:r>
     </w:p>
     <w:p>
@@ -1038,23 +1090,13 @@
           <w:rFonts w:ascii="Arial" w:hAnsi="Arial" w:cs="Arial"/>
         </w:rPr>
       </w:pPr>
-      <w:proofErr w:type="spellStart"/>
-      <w:r>
-        <w:rPr>
-          <w:rFonts w:ascii="Arial" w:hAnsi="Arial" w:cs="Arial"/>
-          <w:b/>
-          <w:bCs/>
-        </w:rPr>
-        <w:t>AxonParam</w:t>
-      </w:r>
-      <w:proofErr w:type="spellEnd"/>
-      <w:r>
-        <w:rPr>
-          <w:rFonts w:ascii="Arial" w:hAnsi="Arial" w:cs="Arial"/>
-          <w:b/>
-          <w:bCs/>
-        </w:rPr>
-        <w:t xml:space="preserve"> (</w:t>
+      <w:r>
+        <w:rPr>
+          <w:rFonts w:ascii="Arial" w:hAnsi="Arial" w:cs="Arial"/>
+          <w:b/>
+          <w:bCs/>
+        </w:rPr>
+        <w:t>AxonParam (</w:t>
       </w:r>
       <w:r>
         <w:rPr>
@@ -1089,23 +1131,13 @@
           <w:rFonts w:ascii="Arial" w:hAnsi="Arial" w:cs="Arial"/>
         </w:rPr>
       </w:pPr>
-      <w:proofErr w:type="spellStart"/>
-      <w:r>
-        <w:rPr>
-          <w:rFonts w:ascii="Arial" w:hAnsi="Arial" w:cs="Arial"/>
-          <w:b/>
-          <w:bCs/>
-        </w:rPr>
-        <w:t>axonTotalLength</w:t>
-      </w:r>
-      <w:proofErr w:type="spellEnd"/>
-      <w:r>
-        <w:rPr>
-          <w:rFonts w:ascii="Arial" w:hAnsi="Arial" w:cs="Arial"/>
-          <w:b/>
-          <w:bCs/>
-        </w:rPr>
-        <w:t xml:space="preserve"> (numeric):</w:t>
+      <w:r>
+        <w:rPr>
+          <w:rFonts w:ascii="Arial" w:hAnsi="Arial" w:cs="Arial"/>
+          <w:b/>
+          <w:bCs/>
+        </w:rPr>
+        <w:t>axonTotalLength (numeric):</w:t>
       </w:r>
       <w:r>
         <w:rPr>
@@ -1136,23 +1168,13 @@
           <w:rFonts w:ascii="Arial" w:hAnsi="Arial" w:cs="Arial"/>
         </w:rPr>
       </w:pPr>
-      <w:proofErr w:type="spellStart"/>
-      <w:r>
-        <w:rPr>
-          <w:rFonts w:ascii="Arial" w:hAnsi="Arial" w:cs="Arial"/>
-          <w:b/>
-          <w:bCs/>
-        </w:rPr>
-        <w:t>axonBranchNum</w:t>
-      </w:r>
-      <w:proofErr w:type="spellEnd"/>
-      <w:r>
-        <w:rPr>
-          <w:rFonts w:ascii="Arial" w:hAnsi="Arial" w:cs="Arial"/>
-          <w:b/>
-          <w:bCs/>
-        </w:rPr>
-        <w:t xml:space="preserve"> (integer):</w:t>
+      <w:r>
+        <w:rPr>
+          <w:rFonts w:ascii="Arial" w:hAnsi="Arial" w:cs="Arial"/>
+          <w:b/>
+          <w:bCs/>
+        </w:rPr>
+        <w:t>axonBranchNum (integer):</w:t>
       </w:r>
       <w:r>
         <w:rPr>
@@ -1171,23 +1193,13 @@
           <w:rFonts w:ascii="Arial" w:hAnsi="Arial" w:cs="Arial"/>
         </w:rPr>
       </w:pPr>
-      <w:proofErr w:type="spellStart"/>
-      <w:r>
-        <w:rPr>
-          <w:rFonts w:ascii="Arial" w:hAnsi="Arial" w:cs="Arial"/>
-          <w:b/>
-          <w:bCs/>
-        </w:rPr>
-        <w:t>maxBranchOrder</w:t>
-      </w:r>
-      <w:proofErr w:type="spellEnd"/>
-      <w:r>
-        <w:rPr>
-          <w:rFonts w:ascii="Arial" w:hAnsi="Arial" w:cs="Arial"/>
-          <w:b/>
-          <w:bCs/>
-        </w:rPr>
-        <w:t xml:space="preserve"> (integer):</w:t>
+      <w:r>
+        <w:rPr>
+          <w:rFonts w:ascii="Arial" w:hAnsi="Arial" w:cs="Arial"/>
+          <w:b/>
+          <w:bCs/>
+        </w:rPr>
+        <w:t>maxBranchOrder (integer):</w:t>
       </w:r>
       <w:r>
         <w:rPr>
@@ -1206,41 +1218,13 @@
           <w:rFonts w:ascii="Arial" w:hAnsi="Arial" w:cs="Arial"/>
         </w:rPr>
       </w:pPr>
-      <w:proofErr w:type="spellStart"/>
-      <w:r>
-        <w:rPr>
-          <w:rFonts w:ascii="Arial" w:hAnsi="Arial" w:cs="Arial"/>
-          <w:b/>
-          <w:bCs/>
-        </w:rPr>
-        <w:t>meanBranchLength</w:t>
-      </w:r>
-      <w:proofErr w:type="spellEnd"/>
-      <w:r>
-        <w:rPr>
-          <w:rFonts w:ascii="Arial" w:hAnsi="Arial" w:cs="Arial"/>
-          <w:b/>
-          <w:bCs/>
-        </w:rPr>
-        <w:t xml:space="preserve">, </w:t>
-      </w:r>
-      <w:proofErr w:type="spellStart"/>
-      <w:r>
-        <w:rPr>
-          <w:rFonts w:ascii="Arial" w:hAnsi="Arial" w:cs="Arial"/>
-          <w:b/>
-          <w:bCs/>
-        </w:rPr>
-        <w:t>maxBranchLength</w:t>
-      </w:r>
-      <w:proofErr w:type="spellEnd"/>
-      <w:r>
-        <w:rPr>
-          <w:rFonts w:ascii="Arial" w:hAnsi="Arial" w:cs="Arial"/>
-          <w:b/>
-          <w:bCs/>
-        </w:rPr>
-        <w:t xml:space="preserve"> (numeric):</w:t>
+      <w:r>
+        <w:rPr>
+          <w:rFonts w:ascii="Arial" w:hAnsi="Arial" w:cs="Arial"/>
+          <w:b/>
+          <w:bCs/>
+        </w:rPr>
+        <w:t>meanBranchLength, maxBranchLength (numeric):</w:t>
       </w:r>
       <w:r>
         <w:rPr>
@@ -1271,23 +1255,13 @@
           <w:rFonts w:ascii="Arial" w:hAnsi="Arial" w:cs="Arial"/>
         </w:rPr>
       </w:pPr>
-      <w:proofErr w:type="spellStart"/>
-      <w:r>
-        <w:rPr>
-          <w:rFonts w:ascii="Arial" w:hAnsi="Arial" w:cs="Arial"/>
-          <w:b/>
-          <w:bCs/>
-        </w:rPr>
-        <w:t>terminalNum</w:t>
-      </w:r>
-      <w:proofErr w:type="spellEnd"/>
-      <w:r>
-        <w:rPr>
-          <w:rFonts w:ascii="Arial" w:hAnsi="Arial" w:cs="Arial"/>
-          <w:b/>
-          <w:bCs/>
-        </w:rPr>
-        <w:t xml:space="preserve"> (integer):</w:t>
+      <w:r>
+        <w:rPr>
+          <w:rFonts w:ascii="Arial" w:hAnsi="Arial" w:cs="Arial"/>
+          <w:b/>
+          <w:bCs/>
+        </w:rPr>
+        <w:t>terminalNum (integer):</w:t>
       </w:r>
       <w:r>
         <w:rPr>
@@ -1306,23 +1280,13 @@
           <w:rFonts w:ascii="Arial" w:hAnsi="Arial" w:cs="Arial"/>
         </w:rPr>
       </w:pPr>
-      <w:proofErr w:type="spellStart"/>
-      <w:r>
-        <w:rPr>
-          <w:rFonts w:ascii="Arial" w:hAnsi="Arial" w:cs="Arial"/>
-          <w:b/>
-          <w:bCs/>
-        </w:rPr>
-        <w:t>targetNum</w:t>
-      </w:r>
-      <w:proofErr w:type="spellEnd"/>
-      <w:r>
-        <w:rPr>
-          <w:rFonts w:ascii="Arial" w:hAnsi="Arial" w:cs="Arial"/>
-          <w:b/>
-          <w:bCs/>
-        </w:rPr>
-        <w:t xml:space="preserve"> (integer):</w:t>
+      <w:r>
+        <w:rPr>
+          <w:rFonts w:ascii="Arial" w:hAnsi="Arial" w:cs="Arial"/>
+          <w:b/>
+          <w:bCs/>
+        </w:rPr>
+        <w:t>targetNum (integer):</w:t>
       </w:r>
       <w:r>
         <w:rPr>
@@ -1341,23 +1305,13 @@
           <w:rFonts w:ascii="Arial" w:hAnsi="Arial" w:cs="Arial"/>
         </w:rPr>
       </w:pPr>
-      <w:proofErr w:type="spellStart"/>
-      <w:r>
-        <w:rPr>
-          <w:rFonts w:ascii="Arial" w:hAnsi="Arial" w:cs="Arial"/>
-          <w:b/>
-          <w:bCs/>
-        </w:rPr>
-        <w:t>meanBranchTortuosity</w:t>
-      </w:r>
-      <w:proofErr w:type="spellEnd"/>
-      <w:r>
-        <w:rPr>
-          <w:rFonts w:ascii="Arial" w:hAnsi="Arial" w:cs="Arial"/>
-          <w:b/>
-          <w:bCs/>
-        </w:rPr>
-        <w:t xml:space="preserve"> (numeric):</w:t>
+      <w:r>
+        <w:rPr>
+          <w:rFonts w:ascii="Arial" w:hAnsi="Arial" w:cs="Arial"/>
+          <w:b/>
+          <w:bCs/>
+        </w:rPr>
+        <w:t>meanBranchTortuosity (numeric):</w:t>
       </w:r>
       <w:r>
         <w:rPr>
@@ -1376,23 +1330,13 @@
           <w:rFonts w:ascii="Arial" w:hAnsi="Arial" w:cs="Arial"/>
         </w:rPr>
       </w:pPr>
-      <w:proofErr w:type="spellStart"/>
-      <w:r>
-        <w:rPr>
-          <w:rFonts w:ascii="Arial" w:hAnsi="Arial" w:cs="Arial"/>
-          <w:b/>
-          <w:bCs/>
-        </w:rPr>
-        <w:t>axonBranchLength</w:t>
-      </w:r>
-      <w:proofErr w:type="spellEnd"/>
-      <w:r>
-        <w:rPr>
-          <w:rFonts w:ascii="Arial" w:hAnsi="Arial" w:cs="Arial"/>
-          <w:b/>
-          <w:bCs/>
-        </w:rPr>
-        <w:t xml:space="preserve"> (</w:t>
+      <w:r>
+        <w:rPr>
+          <w:rFonts w:ascii="Arial" w:hAnsi="Arial" w:cs="Arial"/>
+          <w:b/>
+          <w:bCs/>
+        </w:rPr>
+        <w:t>axonBranchLength (</w:t>
       </w:r>
       <w:r>
         <w:rPr>
@@ -1439,23 +1383,13 @@
           <w:rFonts w:ascii="Arial" w:hAnsi="Arial" w:cs="Arial"/>
         </w:rPr>
       </w:pPr>
-      <w:proofErr w:type="spellStart"/>
-      <w:r>
-        <w:rPr>
-          <w:rFonts w:ascii="Arial" w:hAnsi="Arial" w:cs="Arial"/>
-          <w:b/>
-          <w:bCs/>
-        </w:rPr>
-        <w:t>DendriteParam</w:t>
-      </w:r>
-      <w:proofErr w:type="spellEnd"/>
-      <w:r>
-        <w:rPr>
-          <w:rFonts w:ascii="Arial" w:hAnsi="Arial" w:cs="Arial"/>
-          <w:b/>
-          <w:bCs/>
-        </w:rPr>
-        <w:t xml:space="preserve"> (</w:t>
+      <w:r>
+        <w:rPr>
+          <w:rFonts w:ascii="Arial" w:hAnsi="Arial" w:cs="Arial"/>
+          <w:b/>
+          <w:bCs/>
+        </w:rPr>
+        <w:t>DendriteParam (</w:t>
       </w:r>
       <w:r>
         <w:rPr>
@@ -1490,23 +1424,13 @@
           <w:rFonts w:ascii="Arial" w:hAnsi="Arial" w:cs="Arial"/>
         </w:rPr>
       </w:pPr>
-      <w:proofErr w:type="spellStart"/>
-      <w:r>
-        <w:rPr>
-          <w:rFonts w:ascii="Arial" w:hAnsi="Arial" w:cs="Arial"/>
-          <w:b/>
-          <w:bCs/>
-        </w:rPr>
-        <w:t>globalDendriteLength</w:t>
-      </w:r>
-      <w:proofErr w:type="spellEnd"/>
-      <w:r>
-        <w:rPr>
-          <w:rFonts w:ascii="Arial" w:hAnsi="Arial" w:cs="Arial"/>
-          <w:b/>
-          <w:bCs/>
-        </w:rPr>
-        <w:t xml:space="preserve"> (numeric):</w:t>
+      <w:r>
+        <w:rPr>
+          <w:rFonts w:ascii="Arial" w:hAnsi="Arial" w:cs="Arial"/>
+          <w:b/>
+          <w:bCs/>
+        </w:rPr>
+        <w:t>globalDendriteLength (numeric):</w:t>
       </w:r>
       <w:r>
         <w:rPr>
@@ -1537,23 +1461,13 @@
           <w:rFonts w:ascii="Arial" w:hAnsi="Arial" w:cs="Arial"/>
         </w:rPr>
       </w:pPr>
-      <w:proofErr w:type="spellStart"/>
-      <w:r>
-        <w:rPr>
-          <w:rFonts w:ascii="Arial" w:hAnsi="Arial" w:cs="Arial"/>
-          <w:b/>
-          <w:bCs/>
-        </w:rPr>
-        <w:t>globalBranchLength</w:t>
-      </w:r>
-      <w:proofErr w:type="spellEnd"/>
-      <w:r>
-        <w:rPr>
-          <w:rFonts w:ascii="Arial" w:hAnsi="Arial" w:cs="Arial"/>
-          <w:b/>
-          <w:bCs/>
-        </w:rPr>
-        <w:t xml:space="preserve"> (</w:t>
+      <w:r>
+        <w:rPr>
+          <w:rFonts w:ascii="Arial" w:hAnsi="Arial" w:cs="Arial"/>
+          <w:b/>
+          <w:bCs/>
+        </w:rPr>
+        <w:t>globalBranchLength (</w:t>
       </w:r>
       <w:r>
         <w:rPr>
@@ -1600,23 +1514,13 @@
           <w:rFonts w:ascii="Arial" w:hAnsi="Arial" w:cs="Arial"/>
         </w:rPr>
       </w:pPr>
-      <w:proofErr w:type="spellStart"/>
-      <w:r>
-        <w:rPr>
-          <w:rFonts w:ascii="Arial" w:hAnsi="Arial" w:cs="Arial"/>
-          <w:b/>
-          <w:bCs/>
-        </w:rPr>
-        <w:t>globalDendriteLengthMean</w:t>
-      </w:r>
-      <w:proofErr w:type="spellEnd"/>
-      <w:r>
-        <w:rPr>
-          <w:rFonts w:ascii="Arial" w:hAnsi="Arial" w:cs="Arial"/>
-          <w:b/>
-          <w:bCs/>
-        </w:rPr>
-        <w:t xml:space="preserve"> (numeric):</w:t>
+      <w:r>
+        <w:rPr>
+          <w:rFonts w:ascii="Arial" w:hAnsi="Arial" w:cs="Arial"/>
+          <w:b/>
+          <w:bCs/>
+        </w:rPr>
+        <w:t>globalDendriteLengthMean (numeric):</w:t>
       </w:r>
       <w:r>
         <w:rPr>
@@ -1647,23 +1551,13 @@
           <w:rFonts w:ascii="Arial" w:hAnsi="Arial" w:cs="Arial"/>
         </w:rPr>
       </w:pPr>
-      <w:proofErr w:type="spellStart"/>
-      <w:r>
-        <w:rPr>
-          <w:rFonts w:ascii="Arial" w:hAnsi="Arial" w:cs="Arial"/>
-          <w:b/>
-          <w:bCs/>
-        </w:rPr>
-        <w:t>globalDendriteBranchNum</w:t>
-      </w:r>
-      <w:proofErr w:type="spellEnd"/>
-      <w:r>
-        <w:rPr>
-          <w:rFonts w:ascii="Arial" w:hAnsi="Arial" w:cs="Arial"/>
-          <w:b/>
-          <w:bCs/>
-        </w:rPr>
-        <w:t xml:space="preserve"> (integer):</w:t>
+      <w:r>
+        <w:rPr>
+          <w:rFonts w:ascii="Arial" w:hAnsi="Arial" w:cs="Arial"/>
+          <w:b/>
+          <w:bCs/>
+        </w:rPr>
+        <w:t>globalDendriteBranchNum (integer):</w:t>
       </w:r>
       <w:r>
         <w:rPr>
@@ -1682,41 +1576,13 @@
           <w:rFonts w:ascii="Arial" w:hAnsi="Arial" w:cs="Arial"/>
         </w:rPr>
       </w:pPr>
-      <w:proofErr w:type="spellStart"/>
-      <w:r>
-        <w:rPr>
-          <w:rFonts w:ascii="Arial" w:hAnsi="Arial" w:cs="Arial"/>
-          <w:b/>
-          <w:bCs/>
-        </w:rPr>
-        <w:t>globalPathToSomaMean</w:t>
-      </w:r>
-      <w:proofErr w:type="spellEnd"/>
-      <w:r>
-        <w:rPr>
-          <w:rFonts w:ascii="Arial" w:hAnsi="Arial" w:cs="Arial"/>
-          <w:b/>
-          <w:bCs/>
-        </w:rPr>
-        <w:t xml:space="preserve">, </w:t>
-      </w:r>
-      <w:proofErr w:type="spellStart"/>
-      <w:r>
-        <w:rPr>
-          <w:rFonts w:ascii="Arial" w:hAnsi="Arial" w:cs="Arial"/>
-          <w:b/>
-          <w:bCs/>
-        </w:rPr>
-        <w:t>globalPathToSomaMax</w:t>
-      </w:r>
-      <w:proofErr w:type="spellEnd"/>
-      <w:r>
-        <w:rPr>
-          <w:rFonts w:ascii="Arial" w:hAnsi="Arial" w:cs="Arial"/>
-          <w:b/>
-          <w:bCs/>
-        </w:rPr>
-        <w:t xml:space="preserve"> (numeric):</w:t>
+      <w:r>
+        <w:rPr>
+          <w:rFonts w:ascii="Arial" w:hAnsi="Arial" w:cs="Arial"/>
+          <w:b/>
+          <w:bCs/>
+        </w:rPr>
+        <w:t>globalPathToSomaMean, globalPathToSomaMax (numeric):</w:t>
       </w:r>
       <w:r>
         <w:rPr>
@@ -1747,59 +1613,13 @@
           <w:rFonts w:ascii="Arial" w:hAnsi="Arial" w:cs="Arial"/>
         </w:rPr>
       </w:pPr>
-      <w:proofErr w:type="spellStart"/>
-      <w:r>
-        <w:rPr>
-          <w:rFonts w:ascii="Arial" w:hAnsi="Arial" w:cs="Arial"/>
-          <w:b/>
-          <w:bCs/>
-        </w:rPr>
-        <w:t>globalHeight</w:t>
-      </w:r>
-      <w:proofErr w:type="spellEnd"/>
-      <w:r>
-        <w:rPr>
-          <w:rFonts w:ascii="Arial" w:hAnsi="Arial" w:cs="Arial"/>
-          <w:b/>
-          <w:bCs/>
-        </w:rPr>
-        <w:t xml:space="preserve">, </w:t>
-      </w:r>
-      <w:proofErr w:type="spellStart"/>
-      <w:r>
-        <w:rPr>
-          <w:rFonts w:ascii="Arial" w:hAnsi="Arial" w:cs="Arial"/>
-          <w:b/>
-          <w:bCs/>
-        </w:rPr>
-        <w:t>globalWidth</w:t>
-      </w:r>
-      <w:proofErr w:type="spellEnd"/>
-      <w:r>
-        <w:rPr>
-          <w:rFonts w:ascii="Arial" w:hAnsi="Arial" w:cs="Arial"/>
-          <w:b/>
-          <w:bCs/>
-        </w:rPr>
-        <w:t xml:space="preserve">, </w:t>
-      </w:r>
-      <w:proofErr w:type="spellStart"/>
-      <w:r>
-        <w:rPr>
-          <w:rFonts w:ascii="Arial" w:hAnsi="Arial" w:cs="Arial"/>
-          <w:b/>
-          <w:bCs/>
-        </w:rPr>
-        <w:t>globalVolume</w:t>
-      </w:r>
-      <w:proofErr w:type="spellEnd"/>
-      <w:r>
-        <w:rPr>
-          <w:rFonts w:ascii="Arial" w:hAnsi="Arial" w:cs="Arial"/>
-          <w:b/>
-          <w:bCs/>
-        </w:rPr>
-        <w:t xml:space="preserve"> (numeric):</w:t>
+      <w:r>
+        <w:rPr>
+          <w:rFonts w:ascii="Arial" w:hAnsi="Arial" w:cs="Arial"/>
+          <w:b/>
+          <w:bCs/>
+        </w:rPr>
+        <w:t>globalHeight, globalWidth, globalVolume (numeric):</w:t>
       </w:r>
       <w:r>
         <w:rPr>
@@ -1830,52 +1650,22 @@
           <w:rFonts w:ascii="Arial" w:hAnsi="Arial" w:cs="Arial"/>
         </w:rPr>
       </w:pPr>
-      <w:proofErr w:type="spellStart"/>
-      <w:r>
-        <w:rPr>
-          <w:rFonts w:ascii="Arial" w:hAnsi="Arial" w:cs="Arial"/>
-          <w:b/>
-          <w:bCs/>
-        </w:rPr>
-        <w:t>trunkLength</w:t>
-      </w:r>
-      <w:proofErr w:type="spellEnd"/>
-      <w:r>
-        <w:rPr>
-          <w:rFonts w:ascii="Arial" w:hAnsi="Arial" w:cs="Arial"/>
-          <w:b/>
-          <w:bCs/>
-        </w:rPr>
-        <w:t xml:space="preserve">, </w:t>
-      </w:r>
-      <w:proofErr w:type="spellStart"/>
-      <w:r>
-        <w:rPr>
-          <w:rFonts w:ascii="Arial" w:hAnsi="Arial" w:cs="Arial"/>
-          <w:b/>
-          <w:bCs/>
-        </w:rPr>
-        <w:t>tuftLength</w:t>
-      </w:r>
-      <w:proofErr w:type="spellEnd"/>
-      <w:r>
-        <w:rPr>
-          <w:rFonts w:ascii="Arial" w:hAnsi="Arial" w:cs="Arial"/>
-          <w:b/>
-          <w:bCs/>
-        </w:rPr>
-        <w:t xml:space="preserve">, </w:t>
-      </w:r>
-      <w:proofErr w:type="spellStart"/>
-      <w:r>
-        <w:rPr>
-          <w:rFonts w:ascii="Arial" w:hAnsi="Arial" w:cs="Arial"/>
-          <w:b/>
-          <w:bCs/>
-        </w:rPr>
-        <w:t>basalLength</w:t>
-      </w:r>
-      <w:proofErr w:type="spellEnd"/>
+      <w:r>
+        <w:rPr>
+          <w:rFonts w:ascii="Arial" w:hAnsi="Arial" w:cs="Arial"/>
+          <w:b/>
+          <w:bCs/>
+        </w:rPr>
+        <w:t>trunkLength, tuftLength, basalLength</w:t>
+      </w:r>
+      <w:r>
+        <w:rPr>
+          <w:rFonts w:ascii="Arial" w:hAnsi="Arial" w:cs="Arial" w:hint="eastAsia"/>
+          <w:b/>
+          <w:bCs/>
+        </w:rPr>
+        <w:t>, apicalLength</w:t>
+      </w:r>
       <w:r>
         <w:rPr>
           <w:rFonts w:ascii="Arial" w:hAnsi="Arial" w:cs="Arial"/>
@@ -1913,23 +1703,13 @@
           <w:rFonts w:ascii="Arial" w:hAnsi="Arial" w:cs="Arial"/>
         </w:rPr>
       </w:pPr>
-      <w:proofErr w:type="spellStart"/>
-      <w:r>
-        <w:rPr>
-          <w:rFonts w:ascii="Arial" w:hAnsi="Arial" w:cs="Arial"/>
-          <w:b/>
-          <w:bCs/>
-        </w:rPr>
-        <w:t>basalBranchNum</w:t>
-      </w:r>
-      <w:proofErr w:type="spellEnd"/>
-      <w:r>
-        <w:rPr>
-          <w:rFonts w:ascii="Arial" w:hAnsi="Arial" w:cs="Arial"/>
-          <w:b/>
-          <w:bCs/>
-        </w:rPr>
-        <w:t xml:space="preserve"> (integer):</w:t>
+      <w:r>
+        <w:rPr>
+          <w:rFonts w:ascii="Arial" w:hAnsi="Arial" w:cs="Arial"/>
+          <w:b/>
+          <w:bCs/>
+        </w:rPr>
+        <w:t>basalBranchNum (integer):</w:t>
       </w:r>
       <w:r>
         <w:rPr>
@@ -1948,23 +1728,13 @@
           <w:rFonts w:ascii="Arial" w:hAnsi="Arial" w:cs="Arial"/>
         </w:rPr>
       </w:pPr>
-      <w:proofErr w:type="spellStart"/>
-      <w:r>
-        <w:rPr>
-          <w:rFonts w:ascii="Arial" w:hAnsi="Arial" w:cs="Arial"/>
-          <w:b/>
-          <w:bCs/>
-        </w:rPr>
-        <w:t>basalVolume</w:t>
-      </w:r>
-      <w:proofErr w:type="spellEnd"/>
-      <w:r>
-        <w:rPr>
-          <w:rFonts w:ascii="Arial" w:hAnsi="Arial" w:cs="Arial"/>
-          <w:b/>
-          <w:bCs/>
-        </w:rPr>
-        <w:t xml:space="preserve"> (numeric):</w:t>
+      <w:r>
+        <w:rPr>
+          <w:rFonts w:ascii="Arial" w:hAnsi="Arial" w:cs="Arial"/>
+          <w:b/>
+          <w:bCs/>
+        </w:rPr>
+        <w:t>basalVolume (numeric):</w:t>
       </w:r>
       <w:r>
         <w:rPr>
@@ -1995,23 +1765,13 @@
           <w:rFonts w:ascii="Arial" w:hAnsi="Arial" w:cs="Arial"/>
         </w:rPr>
       </w:pPr>
-      <w:proofErr w:type="spellStart"/>
-      <w:r>
-        <w:rPr>
-          <w:rFonts w:ascii="Arial" w:hAnsi="Arial" w:cs="Arial"/>
-          <w:b/>
-          <w:bCs/>
-        </w:rPr>
-        <w:t>Proj</w:t>
-      </w:r>
-      <w:proofErr w:type="spellEnd"/>
-      <w:r>
-        <w:rPr>
-          <w:rFonts w:ascii="Arial" w:hAnsi="Arial" w:cs="Arial"/>
-          <w:b/>
-          <w:bCs/>
-        </w:rPr>
-        <w:t xml:space="preserve"> (67×4 table):</w:t>
+      <w:r>
+        <w:rPr>
+          <w:rFonts w:ascii="Arial" w:hAnsi="Arial" w:cs="Arial"/>
+          <w:b/>
+          <w:bCs/>
+        </w:rPr>
+        <w:t>Proj (67×4 table):</w:t>
       </w:r>
       <w:r>
         <w:rPr>
@@ -2022,10 +1782,101 @@
     </w:p>
     <w:p>
       <w:pPr>
-        <w:rPr>
-          <w:rFonts w:ascii="Arial" w:hAnsi="Arial" w:cs="Arial"/>
-        </w:rPr>
-      </w:pPr>
+        <w:numPr>
+          <w:ilvl w:val="0"/>
+          <w:numId w:val="7"/>
+        </w:numPr>
+        <w:rPr>
+          <w:rFonts w:ascii="Arial" w:hAnsi="Arial" w:cs="Arial"/>
+        </w:rPr>
+      </w:pPr>
+      <w:r>
+        <w:rPr>
+          <w:rFonts w:ascii="Arial" w:hAnsi="Arial" w:cs="Arial" w:hint="eastAsia"/>
+          <w:b/>
+          <w:bCs/>
+        </w:rPr>
+        <w:t>QC</w:t>
+      </w:r>
+      <w:r>
+        <w:rPr>
+          <w:rFonts w:ascii="Arial" w:hAnsi="Arial" w:cs="Arial"/>
+          <w:b/>
+          <w:bCs/>
+        </w:rPr>
+        <w:t xml:space="preserve"> (</w:t>
+      </w:r>
+      <w:r>
+        <w:rPr>
+          <w:rFonts w:ascii="Arial" w:hAnsi="Arial" w:cs="Arial" w:hint="eastAsia"/>
+          <w:b/>
+          <w:bCs/>
+        </w:rPr>
+        <w:t>1</w:t>
+      </w:r>
+      <w:r>
+        <w:rPr>
+          <w:rFonts w:ascii="Arial" w:hAnsi="Arial" w:cs="Arial"/>
+          <w:b/>
+          <w:bCs/>
+        </w:rPr>
+        <w:t>×</w:t>
+      </w:r>
+      <w:r>
+        <w:rPr>
+          <w:rFonts w:ascii="Arial" w:hAnsi="Arial" w:cs="Arial" w:hint="eastAsia"/>
+          <w:b/>
+          <w:bCs/>
+        </w:rPr>
+        <w:t>3</w:t>
+      </w:r>
+      <w:r>
+        <w:rPr>
+          <w:rFonts w:ascii="Arial" w:hAnsi="Arial" w:cs="Arial"/>
+          <w:b/>
+          <w:bCs/>
+        </w:rPr>
+        <w:t xml:space="preserve"> double):</w:t>
+      </w:r>
+      <w:r>
+        <w:rPr>
+          <w:rFonts w:ascii="Arial" w:hAnsi="Arial" w:cs="Arial"/>
+        </w:rPr>
+        <w:t xml:space="preserve"> </w:t>
+      </w:r>
+      <w:r>
+        <w:rPr>
+          <w:rFonts w:ascii="Arial" w:hAnsi="Arial" w:cs="Arial" w:hint="eastAsia"/>
+        </w:rPr>
+        <w:t>Quality control</w:t>
+      </w:r>
+      <w:r>
+        <w:rPr>
+          <w:rFonts w:ascii="Arial" w:hAnsi="Arial" w:cs="Arial" w:hint="eastAsia"/>
+        </w:rPr>
+        <w:t xml:space="preserve"> (QC)</w:t>
+      </w:r>
+      <w:r>
+        <w:rPr>
+          <w:rFonts w:ascii="Arial" w:hAnsi="Arial" w:cs="Arial" w:hint="eastAsia"/>
+        </w:rPr>
+        <w:t xml:space="preserve"> vector for basal dendrite, apical dendrite and axon</w:t>
+      </w:r>
+      <w:r>
+        <w:t xml:space="preserve"> </w:t>
+      </w:r>
+      <w:r>
+        <w:rPr>
+          <w:rFonts w:ascii="Arial" w:hAnsi="Arial" w:cs="Arial"/>
+        </w:rPr>
+        <w:t>(1 = passed QC)</w:t>
+      </w:r>
+      <w:r>
+        <w:rPr>
+          <w:rFonts w:ascii="Arial" w:hAnsi="Arial" w:cs="Arial" w:hint="eastAsia"/>
+        </w:rPr>
+        <w:t>.</w:t>
+      </w:r>
     </w:p>
     <w:p>
       <w:pPr>
@@ -2211,7 +2062,14 @@
         <w:rPr>
           <w:rFonts w:ascii="Arial" w:hAnsi="Arial" w:cs="Arial"/>
         </w:rPr>
-        <w:t xml:space="preserve">The number of puncta labeled with distinct molecular markers within a fixed-size volume </w:t>
+        <w:t xml:space="preserve">The number of puncta labeled with distinct </w:t>
+      </w:r>
+      <w:r>
+        <w:rPr>
+          <w:rFonts w:ascii="Arial" w:hAnsi="Arial" w:cs="Arial"/>
+        </w:rPr>
+        <w:lastRenderedPageBreak/>
+        <w:t xml:space="preserve">molecular markers within a fixed-size volume </w:t>
       </w:r>
       <w:r>
         <w:rPr>
@@ -2334,7 +2192,6 @@
           <w:bCs/>
         </w:rPr>
       </w:pPr>
-      <w:proofErr w:type="spellStart"/>
       <w:r>
         <w:rPr>
           <w:rFonts w:ascii="Arial" w:hAnsi="Arial" w:cs="Arial"/>
@@ -2351,7 +2208,6 @@
         </w:rPr>
         <w:t>Expression</w:t>
       </w:r>
-      <w:proofErr w:type="spellEnd"/>
       <w:r>
         <w:rPr>
           <w:rFonts w:ascii="Arial" w:hAnsi="Arial" w:cs="Arial"/>
@@ -2397,7 +2253,23 @@
           <w:b/>
           <w:bCs/>
         </w:rPr>
-        <w:t xml:space="preserve">Volume (1 × 1) : </w:t>
+        <w:t>Volume (1 × 1</w:t>
+      </w:r>
+      <w:r>
+        <w:rPr>
+          <w:rFonts w:ascii="Arial" w:hAnsi="Arial" w:cs="Arial" w:hint="eastAsia"/>
+          <w:b/>
+          <w:bCs/>
+        </w:rPr>
+        <w:t xml:space="preserve"> double</w:t>
+      </w:r>
+      <w:r>
+        <w:rPr>
+          <w:rFonts w:ascii="Arial" w:hAnsi="Arial" w:cs="Arial"/>
+          <w:b/>
+          <w:bCs/>
+        </w:rPr>
+        <w:t xml:space="preserve">): </w:t>
       </w:r>
       <w:r>
         <w:rPr>
@@ -2416,23 +2288,29 @@
           <w:rFonts w:ascii="Arial" w:hAnsi="Arial" w:cs="Arial"/>
         </w:rPr>
       </w:pPr>
-      <w:proofErr w:type="spellStart"/>
-      <w:r>
-        <w:rPr>
-          <w:rFonts w:ascii="Arial" w:hAnsi="Arial" w:cs="Arial"/>
-          <w:b/>
-          <w:bCs/>
-        </w:rPr>
-        <w:t>SliceID</w:t>
-      </w:r>
-      <w:proofErr w:type="spellEnd"/>
-      <w:r>
-        <w:rPr>
-          <w:rFonts w:ascii="Arial" w:hAnsi="Arial" w:cs="Arial"/>
-          <w:b/>
-          <w:bCs/>
-        </w:rPr>
-        <w:t xml:space="preserve"> (1 × 1) :</w:t>
+      <w:r>
+        <w:rPr>
+          <w:rFonts w:ascii="Arial" w:hAnsi="Arial" w:cs="Arial"/>
+          <w:b/>
+          <w:bCs/>
+        </w:rPr>
+        <w:t>SliceID (1 × 1</w:t>
+      </w:r>
+      <w:r>
+        <w:rPr>
+          <w:rFonts w:ascii="Arial" w:hAnsi="Arial" w:cs="Arial" w:hint="eastAsia"/>
+          <w:b/>
+          <w:bCs/>
+        </w:rPr>
+        <w:t xml:space="preserve"> double</w:t>
+      </w:r>
+      <w:r>
+        <w:rPr>
+          <w:rFonts w:ascii="Arial" w:hAnsi="Arial" w:cs="Arial"/>
+          <w:b/>
+          <w:bCs/>
+        </w:rPr>
+        <w:t>):</w:t>
       </w:r>
       <w:r>
         <w:rPr>
@@ -2447,6 +2325,191 @@
           <w:rFonts w:ascii="Arial" w:hAnsi="Arial" w:cs="Arial"/>
         </w:rPr>
         <w:t>Brain slice number.</w:t>
+      </w:r>
+    </w:p>
+    <w:p>
+      <w:pPr>
+        <w:numPr>
+          <w:ilvl w:val="0"/>
+          <w:numId w:val="5"/>
+        </w:numPr>
+        <w:rPr>
+          <w:rFonts w:ascii="Arial" w:hAnsi="Arial" w:cs="Arial"/>
+        </w:rPr>
+      </w:pPr>
+      <w:r>
+        <w:rPr>
+          <w:rFonts w:ascii="Arial" w:hAnsi="Arial" w:cs="Arial" w:hint="eastAsia"/>
+          <w:b/>
+          <w:bCs/>
+        </w:rPr>
+        <w:t>RNAloc(1</w:t>
+      </w:r>
+      <w:r>
+        <w:rPr>
+          <w:rFonts w:ascii="Arial" w:hAnsi="Arial" w:cs="Arial" w:hint="eastAsia"/>
+          <w:b/>
+          <w:bCs/>
+        </w:rPr>
+        <w:t>×</w:t>
+      </w:r>
+      <w:r>
+        <w:rPr>
+          <w:rFonts w:ascii="Arial" w:hAnsi="Arial" w:cs="Arial" w:hint="eastAsia"/>
+          <w:b/>
+          <w:bCs/>
+        </w:rPr>
+        <w:t>1 struct):</w:t>
+      </w:r>
+      <w:r>
+        <w:rPr>
+          <w:rFonts w:ascii="Arial" w:hAnsi="Arial" w:cs="Arial" w:hint="eastAsia"/>
+          <w:b/>
+          <w:bCs/>
+        </w:rPr>
+        <w:t xml:space="preserve"> </w:t>
+      </w:r>
+      <w:r>
+        <w:rPr>
+          <w:rFonts w:ascii="Arial" w:hAnsi="Arial" w:cs="Arial"/>
+        </w:rPr>
+        <w:t>Subcellular RNA localization metrics for each of 30 genes, including:</w:t>
+      </w:r>
+    </w:p>
+    <w:p>
+      <w:pPr>
+        <w:numPr>
+          <w:ilvl w:val="1"/>
+          <w:numId w:val="5"/>
+        </w:numPr>
+        <w:rPr>
+          <w:rFonts w:ascii="Arial" w:hAnsi="Arial" w:cs="Arial"/>
+        </w:rPr>
+      </w:pPr>
+      <w:r>
+        <w:rPr>
+          <w:rFonts w:ascii="Arial" w:hAnsi="Arial" w:cs="Arial" w:hint="eastAsia"/>
+        </w:rPr>
+        <w:t>Polarization Index (PI)</w:t>
+      </w:r>
+    </w:p>
+    <w:p>
+      <w:pPr>
+        <w:numPr>
+          <w:ilvl w:val="1"/>
+          <w:numId w:val="5"/>
+        </w:numPr>
+        <w:rPr>
+          <w:rFonts w:ascii="Arial" w:hAnsi="Arial" w:cs="Arial"/>
+        </w:rPr>
+      </w:pPr>
+      <w:r>
+        <w:rPr>
+          <w:rFonts w:ascii="Arial" w:hAnsi="Arial" w:cs="Arial" w:hint="eastAsia"/>
+        </w:rPr>
+        <w:t>Dispersion Index (DI)</w:t>
+      </w:r>
+    </w:p>
+    <w:p>
+      <w:pPr>
+        <w:numPr>
+          <w:ilvl w:val="1"/>
+          <w:numId w:val="5"/>
+        </w:numPr>
+        <w:rPr>
+          <w:rFonts w:ascii="Arial" w:hAnsi="Arial" w:cs="Arial"/>
+        </w:rPr>
+      </w:pPr>
+      <w:r>
+        <w:rPr>
+          <w:rFonts w:ascii="Arial" w:hAnsi="Arial" w:cs="Arial" w:hint="eastAsia"/>
+        </w:rPr>
+        <w:t>Peripheral Distribution Index (PDI)</w:t>
+      </w:r>
+    </w:p>
+    <w:p>
+      <w:pPr>
+        <w:numPr>
+          <w:ilvl w:val="1"/>
+          <w:numId w:val="5"/>
+        </w:numPr>
+        <w:rPr>
+          <w:rFonts w:ascii="Arial" w:hAnsi="Arial" w:cs="Arial"/>
+        </w:rPr>
+      </w:pPr>
+      <w:r>
+        <w:rPr>
+          <w:rFonts w:ascii="Arial" w:hAnsi="Arial" w:cs="Arial" w:hint="eastAsia"/>
+        </w:rPr>
+        <w:t>Cell Edge Index (CEI)</w:t>
+      </w:r>
+    </w:p>
+    <w:p>
+      <w:pPr>
+        <w:numPr>
+          <w:ilvl w:val="1"/>
+          <w:numId w:val="5"/>
+        </w:numPr>
+        <w:rPr>
+          <w:rFonts w:ascii="Arial" w:hAnsi="Arial" w:cs="Arial"/>
+        </w:rPr>
+      </w:pPr>
+      <w:r>
+        <w:rPr>
+          <w:rFonts w:ascii="Arial" w:hAnsi="Arial" w:cs="Arial" w:hint="eastAsia"/>
+        </w:rPr>
+        <w:t>Nuclear Edge Index (NEI)</w:t>
+      </w:r>
+    </w:p>
+    <w:p>
+      <w:pPr>
+        <w:numPr>
+          <w:ilvl w:val="1"/>
+          <w:numId w:val="5"/>
+        </w:numPr>
+        <w:rPr>
+          <w:rFonts w:ascii="Arial" w:hAnsi="Arial" w:cs="Arial"/>
+        </w:rPr>
+      </w:pPr>
+      <w:r>
+        <w:rPr>
+          <w:rFonts w:ascii="Arial" w:hAnsi="Arial" w:cs="Arial" w:hint="eastAsia"/>
+        </w:rPr>
+        <w:t>Mean Nuclear Distance Index (MNDI)</w:t>
+      </w:r>
+    </w:p>
+    <w:p>
+      <w:pPr>
+        <w:numPr>
+          <w:ilvl w:val="1"/>
+          <w:numId w:val="5"/>
+        </w:numPr>
+        <w:rPr>
+          <w:rFonts w:ascii="Arial" w:hAnsi="Arial" w:cs="Arial"/>
+        </w:rPr>
+      </w:pPr>
+      <w:r>
+        <w:rPr>
+          <w:rFonts w:ascii="Arial" w:hAnsi="Arial" w:cs="Arial" w:hint="eastAsia"/>
+        </w:rPr>
+        <w:t>Mean Cell Distance Index (MCDI)</w:t>
+      </w:r>
+    </w:p>
+    <w:p>
+      <w:pPr>
+        <w:numPr>
+          <w:ilvl w:val="1"/>
+          <w:numId w:val="5"/>
+        </w:numPr>
+        <w:rPr>
+          <w:rFonts w:ascii="Arial" w:hAnsi="Arial" w:cs="Arial"/>
+        </w:rPr>
+      </w:pPr>
+      <w:r>
+        <w:rPr>
+          <w:rFonts w:ascii="Arial" w:hAnsi="Arial" w:cs="Arial" w:hint="eastAsia"/>
+        </w:rPr>
+        <w:t>Intranuclear Index (INI)</w:t>
       </w:r>
     </w:p>
     <w:p>
@@ -3582,7 +3645,7 @@
         <w:sz w:val="20"/>
       </w:rPr>
     </w:lvl>
-    <w:lvl w:ilvl="1" w:tentative="1">
+    <w:lvl w:ilvl="1">
       <w:start w:val="1"/>
       <w:numFmt w:val="bullet"/>
       <w:lvlText w:val="o"/>
@@ -4340,7 +4403,6 @@
   <w:style w:type="character" w:default="1" w:styleId="a0">
     <w:name w:val="Default Paragraph Font"/>
     <w:uiPriority w:val="1"/>
-    <w:semiHidden/>
     <w:unhideWhenUsed/>
   </w:style>
   <w:style w:type="table" w:default="1" w:styleId="a1">
